--- a/rag文档/测试.docx
+++ b/rag文档/测试.docx
@@ -93,15 +93,7 @@
       </w:r>
       <w:r>
         <w:br/>
-        <w:t>确保精矿品位和回收率指标达到设计要求：铜精矿品位 ≥ 20%，回收率 ≥ 85%；</w:t>
-      </w:r>
-      <w:proofErr w:type="gramStart"/>
-      <w:r>
-        <w:t>钼</w:t>
-      </w:r>
-      <w:proofErr w:type="gramEnd"/>
-      <w:r>
-        <w:t>精矿品位 ≥ 45%，回收率 ≥ 80%。</w:t>
+        <w:t>确保精矿品位和回收率指标达到设计要求：铜精矿品位 ≥ 20%，回收率 ≥ 85%；钼精矿品位 ≥ 45%，回收率 ≥ 80%。</w:t>
       </w:r>
       <w:r>
         <w:br/>
@@ -128,15 +120,7 @@
       </w:r>
       <w:r>
         <w:br/>
-        <w:t>矿石主要为斑岩型铜钼矿，次为</w:t>
-      </w:r>
-      <w:proofErr w:type="gramStart"/>
-      <w:r>
-        <w:t>矽卡岩</w:t>
-      </w:r>
-      <w:proofErr w:type="gramEnd"/>
-      <w:r>
-        <w:t>型。矿石结构以他形粒状结构、交代结构为</w:t>
+        <w:t>矿石主要为斑岩型铜钼矿，次为矽卡岩型。矿石结构以他形粒状结构、交代结构为</w:t>
       </w:r>
       <w:r>
         <w:lastRenderedPageBreak/>
